--- a/projectes/EAPC/EAPC-2026-53_AM_TIC/requeriment_150-2/02_DR_compromis_renovacio_asseguranca.docx
+++ b/projectes/EAPC/EAPC-2026-53_AM_TIC/requeriment_150-2/02_DR_compromis_renovacio_asseguranca.docx
@@ -216,7 +216,7 @@
                 <w:sz w:val="19"/>
                 <w:szCs w:val="19"/>
               </w:rPr>
-              <w:t xml:space="preserve">Domicili</w:t>
+              <w:t xml:space="preserve">Domicili social</w:t>
             </w:r>
           </w:p>
         </w:tc>
@@ -246,8 +246,10 @@
                 <w:bCs w:val="false"/>
                 <w:sz w:val="19"/>
                 <w:szCs w:val="19"/>
-              </w:rPr>
-              <w:t xml:space="preserve">C. Apodaca, 6, 1r A, 43004 Tarragona</w:t>
+                <w:highlight w:val="yellow"/>
+                <w:highlightCs w:val="yellow"/>
+              </w:rPr>
+              <w:t xml:space="preserve">[C. Joana Jugan, 2, Tarragona (segons l'oferta) / C. Apodaca, 6, 1r A, 43004 Tarragona (segons el requeriment): comprovar el domicili social]</w:t>
             </w:r>
           </w:p>
         </w:tc>
@@ -284,7 +286,7 @@
                 <w:sz w:val="19"/>
                 <w:szCs w:val="19"/>
               </w:rPr>
-              <w:t xml:space="preserve">Representant legal</w:t>
+              <w:t xml:space="preserve">Representant</w:t>
             </w:r>
           </w:p>
         </w:tc>
@@ -314,10 +316,19 @@
                 <w:bCs w:val="false"/>
                 <w:sz w:val="19"/>
                 <w:szCs w:val="19"/>
+              </w:rPr>
+              <w:t xml:space="preserve">Rafael Cortés </w:t>
+            </w:r>
+            <w:r>
+              <w:rPr>
+                <w:b w:val="false"/>
+                <w:bCs w:val="false"/>
+                <w:sz w:val="19"/>
+                <w:szCs w:val="19"/>
                 <w:highlight w:val="yellow"/>
                 <w:highlightCs w:val="yellow"/>
               </w:rPr>
-              <w:t xml:space="preserve">[Nom i cognoms]</w:t>
+              <w:t xml:space="preserve">[Contreras]</w:t>
             </w:r>
             <w:r>
               <w:rPr>
@@ -326,38 +337,7 @@
                 <w:sz w:val="19"/>
                 <w:szCs w:val="19"/>
               </w:rPr>
-              <w:t xml:space="preserve"> · NIF </w:t>
-            </w:r>
-            <w:r>
-              <w:rPr>
-                <w:b w:val="false"/>
-                <w:bCs w:val="false"/>
-                <w:sz w:val="19"/>
-                <w:szCs w:val="19"/>
-                <w:highlight w:val="yellow"/>
-                <w:highlightCs w:val="yellow"/>
-              </w:rPr>
-              <w:t xml:space="preserve">[00000000X]</w:t>
-            </w:r>
-            <w:r>
-              <w:rPr>
-                <w:b w:val="false"/>
-                <w:bCs w:val="false"/>
-                <w:sz w:val="19"/>
-                <w:szCs w:val="19"/>
-              </w:rPr>
-              <w:t xml:space="preserve"> · </w:t>
-            </w:r>
-            <w:r>
-              <w:rPr>
-                <w:b w:val="false"/>
-                <w:bCs w:val="false"/>
-                <w:sz w:val="19"/>
-                <w:szCs w:val="19"/>
-                <w:highlight w:val="yellow"/>
-                <w:highlightCs w:val="yellow"/>
-              </w:rPr>
-              <w:t xml:space="preserve">[Càrrec]</w:t>
+              <w:t xml:space="preserve"> · NIF 39912250M · segons poders atorgats davant el notari Manuel Carlos Estrada del Castillo en data 13/12/2018, amb número de protocol 2654</w:t>
             </w:r>
           </w:p>
         </w:tc>
@@ -714,21 +694,17 @@
         <w:jc w:val="left"/>
       </w:pPr>
       <w:r>
+        <w:t xml:space="preserve">Rafael Cortés </w:t>
+      </w:r>
+      <w:r>
         <w:rPr>
           <w:highlight w:val="yellow"/>
           <w:highlightCs w:val="yellow"/>
         </w:rPr>
-        <w:t xml:space="preserve">[Nom i cognoms]</w:t>
-      </w:r>
-      <w:r>
-        <w:t xml:space="preserve"> · </w:t>
-      </w:r>
-      <w:r>
-        <w:rPr>
-          <w:highlight w:val="yellow"/>
-          <w:highlightCs w:val="yellow"/>
-        </w:rPr>
-        <w:t xml:space="preserve">[Càrrec]</w:t>
+        <w:t xml:space="preserve">[Contreras]</w:t>
+      </w:r>
+      <w:r>
+        <w:t xml:space="preserve"> · Representant de MULTIMÈDIA TARRAGONA, SL</w:t>
       </w:r>
     </w:p>
     <w:sectPr>

--- a/projectes/EAPC/EAPC-2026-53_AM_TIC/requeriment_150-2/02_DR_compromis_renovacio_asseguranca.docx
+++ b/projectes/EAPC/EAPC-2026-53_AM_TIC/requeriment_150-2/02_DR_compromis_renovacio_asseguranca.docx
@@ -579,37 +579,27 @@
         <w:jc w:val="both"/>
       </w:pPr>
       <w:r>
-        <w:t xml:space="preserve">Que MULTIMÈDIA TARRAGONA, SL té contractada una assegurança d'indemnització per riscos professionals amb l'entitat </w:t>
+        <w:t xml:space="preserve">Que MULTIMÈDIA TARRAGONA, SL té contractada amb Allianz, Compañía de Seguros y Reaseguros, SA, pòlissa núm. </w:t>
       </w:r>
       <w:r>
         <w:rPr>
           <w:highlight w:val="yellow"/>
           <w:highlightCs w:val="yellow"/>
         </w:rPr>
-        <w:t xml:space="preserve">[nom de la companyia asseguradora]</w:t>
-      </w:r>
-      <w:r>
-        <w:t xml:space="preserve">, pòlissa núm. </w:t>
+        <w:t xml:space="preserve">[número de pòlissa]</w:t>
+      </w:r>
+      <w:r>
+        <w:t xml:space="preserve">, una assegurança de responsabilitat civil que inclou la garantia de responsabilitat civil professional, amb un límit de 1.588.680,00 € per sinistre (igual al valor estimat del lot 1 de l'Acord marc) i de 4.766.040,00 € per anualitat, amb efectes des del </w:t>
       </w:r>
       <w:r>
         <w:rPr>
           <w:highlight w:val="yellow"/>
           <w:highlightCs w:val="yellow"/>
         </w:rPr>
-        <w:t xml:space="preserve">[número]</w:t>
-      </w:r>
-      <w:r>
-        <w:t xml:space="preserve">, amb un capital assegurat de </w:t>
-      </w:r>
-      <w:r>
-        <w:rPr>
-          <w:highlight w:val="yellow"/>
-          <w:highlightCs w:val="yellow"/>
-        </w:rPr>
-        <w:t xml:space="preserve">[import]</w:t>
-      </w:r>
-      <w:r>
-        <w:t xml:space="preserve"> €, no inferior al valor estimat del lot 1 de l'Acord marc (1.588.680,00 €), vigent en la data final de presentació d'ofertes, segons acredita el certificat de l'asseguradora que s'adjunta.</w:t>
+        <w:t xml:space="preserve">[06/10/2026]</w:t>
+      </w:r>
+      <w:r>
+        <w:t xml:space="preserve">, segons acredita el certificat de l'asseguradora que s'adjunta.</w:t>
       </w:r>
     </w:p>
     <w:p>

--- a/projectes/EAPC/EAPC-2026-53_AM_TIC/requeriment_150-2/02_DR_compromis_renovacio_asseguranca.docx
+++ b/projectes/EAPC/EAPC-2026-53_AM_TIC/requeriment_150-2/02_DR_compromis_renovacio_asseguranca.docx
@@ -246,10 +246,8 @@
                 <w:bCs w:val="false"/>
                 <w:sz w:val="19"/>
                 <w:szCs w:val="19"/>
-                <w:highlight w:val="yellow"/>
-                <w:highlightCs w:val="yellow"/>
-              </w:rPr>
-              <w:t xml:space="preserve">[C. Joana Jugan, 2, Tarragona (segons l'oferta) / C. Apodaca, 6, 1r A, 43004 Tarragona (segons el requeriment): comprovar el domicili social]</w:t>
+              </w:rPr>
+              <w:t xml:space="preserve">C. Joana Jugan, 2, 43002 Tarragona</w:t>
             </w:r>
           </w:p>
         </w:tc>

--- a/projectes/EAPC/EAPC-2026-53_AM_TIC/requeriment_150-2/02_DR_compromis_renovacio_asseguranca.docx
+++ b/projectes/EAPC/EAPC-2026-53_AM_TIC/requeriment_150-2/02_DR_compromis_renovacio_asseguranca.docx
@@ -315,27 +315,7 @@
                 <w:sz w:val="19"/>
                 <w:szCs w:val="19"/>
               </w:rPr>
-              <w:t xml:space="preserve">Rafael Cortés </w:t>
-            </w:r>
-            <w:r>
-              <w:rPr>
-                <w:b w:val="false"/>
-                <w:bCs w:val="false"/>
-                <w:sz w:val="19"/>
-                <w:szCs w:val="19"/>
-                <w:highlight w:val="yellow"/>
-                <w:highlightCs w:val="yellow"/>
-              </w:rPr>
-              <w:t xml:space="preserve">[Contreras]</w:t>
-            </w:r>
-            <w:r>
-              <w:rPr>
-                <w:b w:val="false"/>
-                <w:bCs w:val="false"/>
-                <w:sz w:val="19"/>
-                <w:szCs w:val="19"/>
-              </w:rPr>
-              <w:t xml:space="preserve"> · NIF 39912250M · segons poders atorgats davant el notari Manuel Carlos Estrada del Castillo en data 13/12/2018, amb número de protocol 2654</w:t>
+              <w:t xml:space="preserve">Rafael Cortés Contreras · NIF 39912250M · segons poders atorgats davant el notari Manuel Carlos Estrada del Castillo en data 13/12/2018, amb número de protocol 2654</w:t>
             </w:r>
           </w:p>
         </w:tc>
@@ -682,17 +662,7 @@
         <w:jc w:val="left"/>
       </w:pPr>
       <w:r>
-        <w:t xml:space="preserve">Rafael Cortés </w:t>
-      </w:r>
-      <w:r>
-        <w:rPr>
-          <w:highlight w:val="yellow"/>
-          <w:highlightCs w:val="yellow"/>
-        </w:rPr>
-        <w:t xml:space="preserve">[Contreras]</w:t>
-      </w:r>
-      <w:r>
-        <w:t xml:space="preserve"> · Representant de MULTIMÈDIA TARRAGONA, SL</w:t>
+        <w:t xml:space="preserve">Rafael Cortés Contreras · Representant de MULTIMÈDIA TARRAGONA, SL</w:t>
       </w:r>
     </w:p>
     <w:sectPr>

--- a/projectes/EAPC/EAPC-2026-53_AM_TIC/requeriment_150-2/02_DR_compromis_renovacio_asseguranca.docx
+++ b/projectes/EAPC/EAPC-2026-53_AM_TIC/requeriment_150-2/02_DR_compromis_renovacio_asseguranca.docx
@@ -557,27 +557,7 @@
         <w:jc w:val="both"/>
       </w:pPr>
       <w:r>
-        <w:t xml:space="preserve">Que MULTIMÈDIA TARRAGONA, SL té contractada amb Allianz, Compañía de Seguros y Reaseguros, SA, pòlissa núm. </w:t>
-      </w:r>
-      <w:r>
-        <w:rPr>
-          <w:highlight w:val="yellow"/>
-          <w:highlightCs w:val="yellow"/>
-        </w:rPr>
-        <w:t xml:space="preserve">[número de pòlissa]</w:t>
-      </w:r>
-      <w:r>
-        <w:t xml:space="preserve">, una assegurança de responsabilitat civil que inclou la garantia de responsabilitat civil professional, amb un límit de 1.588.680,00 € per sinistre (igual al valor estimat del lot 1 de l'Acord marc) i de 4.766.040,00 € per anualitat, amb efectes des del </w:t>
-      </w:r>
-      <w:r>
-        <w:rPr>
-          <w:highlight w:val="yellow"/>
-          <w:highlightCs w:val="yellow"/>
-        </w:rPr>
-        <w:t xml:space="preserve">[06/10/2026]</w:t>
-      </w:r>
-      <w:r>
-        <w:t xml:space="preserve">, segons acredita el certificat de l'asseguradora que s'adjunta.</w:t>
+        <w:t xml:space="preserve">Que MULTIMÈDIA TARRAGONA, SL té contractada amb Caja de Seguros Reunidos, Compañía de Seguros y Reaseguros, SA (Helvetia Seguros), pòlissa núm. E2 R18 0000733, una assegurança de responsabilitat civil que inclou la garantia de responsabilitat civil professional, amb un límit de 1.588.680,00 € per sinistre (igual al valor estimat del lot 1 de l'Acord marc) i també per anualitat, amb efectes des del 08/10/2026, segons acredita el certificat de l'asseguradora que s'adjunta.</w:t>
       </w:r>
     </w:p>
     <w:p>
